--- a/docs/general-english/A2/release/units/a22-u15.docx
+++ b/docs/general-english/A2/release/units/a22-u15.docx
@@ -874,7 +874,7 @@
           <wp:inline>
             <wp:extent cx="5724525" cy="1390650"/>
             <wp:effectExtent b="0" l="0" r="0" t="0"/>
-            <wp:docPr descr="The four words of the word bank, in the order the task prints them, each with a picture: experience, memory, tour, adventure." title="" id="27" name="Picture"/>
+            <wp:docPr descr="The four words of the word bank, in the order the task prints them, each with a picture: memory, adventure, tour, experience." title="" id="27" name="Picture"/>
             <a:graphic>
               <a:graphicData uri="http://schemas.openxmlformats.org/drawingml/2006/picture">
                 <pic:pic>
@@ -968,7 +968,7 @@
         <w:t xml:space="preserve"> </w:t>
       </w:r>
       <w:r>
-        <w:t xml:space="preserve">experience | memory | tour | adventure</w:t>
+        <w:t xml:space="preserve">memory | adventure | tour | experience</w:t>
       </w:r>
     </w:p>
     <w:p>
@@ -5154,7 +5154,7 @@
       <w:r>
         <w:drawing>
           <wp:inline>
-            <wp:extent cx="5724525" cy="2009775"/>
+            <wp:extent cx="5724525" cy="2286000"/>
             <wp:effectExtent b="0" l="0" r="0" t="0"/>
             <wp:docPr descr="The four sentences of this task as chips above two empty bins, one for an experience with no time on it and one for a finished time. Which chip goes in which bin is the exercise, so none of them is placed." title="" id="60" name="Picture"/>
             <a:graphic>
@@ -5175,7 +5175,7 @@
                   <pic:spPr bwMode="auto">
                     <a:xfrm>
                       <a:off x="0" y="0"/>
-                      <a:ext cx="5724525" cy="2009775"/>
+                      <a:ext cx="5724525" cy="2286000"/>
                     </a:xfrm>
                     <a:prstGeom prst="rect">
                       <a:avLst/>
@@ -11807,7 +11807,7 @@
       <w:r>
         <w:drawing>
           <wp:inline>
-            <wp:extent cx="5724525" cy="2295525"/>
+            <wp:extent cx="5724525" cy="2466975"/>
             <wp:effectExtent b="0" l="0" r="0" t="0"/>
             <wp:docPr descr="The decision task as one question and three branches, with what each one costs: pick a day yourself, because people find it easier to say no to a Thursday than to an idea; ask once more and get another yes; or go alone." title="" id="132" name="Picture"/>
             <a:graphic>
@@ -11828,7 +11828,7 @@
                   <pic:spPr bwMode="auto">
                     <a:xfrm>
                       <a:off x="0" y="0"/>
-                      <a:ext cx="5724525" cy="2295525"/>
+                      <a:ext cx="5724525" cy="2466975"/>
                     </a:xfrm>
                     <a:prstGeom prst="rect">
                       <a:avLst/>
@@ -12006,7 +12006,7 @@
           <wp:inline>
             <wp:extent cx="5724525" cy="2095500"/>
             <wp:effectExtent b="0" l="0" r="0" t="0"/>
-            <wp:docPr descr="The eight words of the spiral review bank, in bank order: island, exhibition, memory, festival, have been, has never, pain, guard." title="" id="135" name="Picture"/>
+            <wp:docPr descr="The eight words of the spiral review bank, in bank order: festival, guard, island, has never, memory, exhibition, have been, pain." title="" id="135" name="Picture"/>
             <a:graphic>
               <a:graphicData uri="http://schemas.openxmlformats.org/drawingml/2006/picture">
                 <pic:pic>
@@ -12125,7 +12125,7 @@
         <w:t xml:space="preserve"> </w:t>
       </w:r>
       <w:r>
-        <w:t xml:space="preserve">island | exhibition | memory | festival | have been | has never | pain | guard</w:t>
+        <w:t xml:space="preserve">festival | guard | island | has never | memory | exhibition | have been | pain</w:t>
       </w:r>
     </w:p>
     <w:p>
